--- a/src/assets/Md_Pintu_Frontend_Developer_Resume_8_years_Experience.docx
+++ b/src/assets/Md_Pintu_Frontend_Developer_Resume_8_years_Experience.docx
@@ -43,7 +43,25 @@
           <w:sz w:val="90"/>
           <w:szCs w:val="90"/>
         </w:rPr>
-        <w:t>Pinu</w:t>
+        <w:t>Pin</w:t>
+      </w:r>
+      <w:r>
+        <w:rPr>
+          <w:b/>
+          <w:bCs/>
+          <w:sz w:val="90"/>
+          <w:szCs w:val="90"/>
+        </w:rPr>
+        <w:t>t</w:t>
+      </w:r>
+      <w:r>
+        <w:rPr>
+          <w:b/>
+          <w:bCs/>
+          <w:sz w:val="90"/>
+          <w:szCs w:val="90"/>
+        </w:rPr>
+        <w:t>u</w:t>
       </w:r>
       <w:proofErr w:type="spellEnd"/>
     </w:p>
@@ -268,7 +286,14 @@
           <w:sz w:val="26"/>
           <w:szCs w:val="26"/>
         </w:rPr>
-        <w:t xml:space="preserve">Senior Frontend Developer with 8+ years of experience in designing and developing responsive, user-friendly, and client-facing websites and web applications. </w:t>
+        <w:t>Senior Frontend Developer with 7</w:t>
+      </w:r>
+      <w:r>
+        <w:rPr>
+          <w:sz w:val="26"/>
+          <w:szCs w:val="26"/>
+        </w:rPr>
+        <w:t xml:space="preserve">+ years of experience in designing and developing responsive, user-friendly, and client-facing websites and web applications. </w:t>
       </w:r>
       <w:proofErr w:type="gramStart"/>
       <w:r>
@@ -901,7 +926,19 @@
           <w:sz w:val="24"/>
           <w:szCs w:val="24"/>
         </w:rPr>
-        <w:t>New Delhi | Aug 2024 – Present</w:t>
+        <w:t xml:space="preserve">New Delhi | Aug 2024 – </w:t>
+      </w:r>
+      <w:r>
+        <w:rPr>
+          <w:b/>
+          <w:bCs/>
+          <w:i/>
+          <w:iCs/>
+          <w:color w:val="000000"/>
+          <w:sz w:val="24"/>
+          <w:szCs w:val="24"/>
+        </w:rPr>
+        <w:t>Sep 2026</w:t>
       </w:r>
     </w:p>
     <w:p>
@@ -1638,12 +1675,13 @@
           <w:between w:val="nil"/>
         </w:pBdr>
         <w:spacing w:after="0" w:line="240" w:lineRule="auto"/>
-        <w:rPr>
-          <w:b/>
-          <w:bCs/>
-          <w:color w:val="000000"/>
-          <w:sz w:val="24"/>
-          <w:szCs w:val="24"/>
+        <w:jc w:val="both"/>
+        <w:rPr>
+          <w:b/>
+          <w:bCs/>
+          <w:color w:val="000000"/>
+          <w:sz w:val="28"/>
+          <w:szCs w:val="28"/>
         </w:rPr>
       </w:pPr>
     </w:p>
@@ -1657,193 +1695,6 @@
           <w:between w:val="nil"/>
         </w:pBdr>
         <w:spacing w:after="0" w:line="240" w:lineRule="auto"/>
-        <w:rPr>
-          <w:b/>
-          <w:bCs/>
-          <w:color w:val="000000"/>
-          <w:sz w:val="24"/>
-          <w:szCs w:val="24"/>
-        </w:rPr>
-      </w:pPr>
-      <w:r>
-        <w:rPr>
-          <w:b/>
-          <w:bCs/>
-          <w:color w:val="000000"/>
-          <w:sz w:val="24"/>
-          <w:szCs w:val="24"/>
-        </w:rPr>
-        <w:t>Web Designer</w:t>
-      </w:r>
-      <w:r>
-        <w:rPr>
-          <w:b/>
-          <w:bCs/>
-          <w:color w:val="000000"/>
-          <w:sz w:val="24"/>
-          <w:szCs w:val="24"/>
-        </w:rPr>
-        <w:br/>
-      </w:r>
-      <w:proofErr w:type="spellStart"/>
-      <w:r>
-        <w:rPr>
-          <w:b/>
-          <w:bCs/>
-          <w:i/>
-          <w:iCs/>
-          <w:color w:val="000000"/>
-          <w:sz w:val="24"/>
-          <w:szCs w:val="24"/>
-        </w:rPr>
-        <w:t>Brinztorm</w:t>
-      </w:r>
-      <w:proofErr w:type="spellEnd"/>
-      <w:r>
-        <w:rPr>
-          <w:b/>
-          <w:bCs/>
-          <w:i/>
-          <w:iCs/>
-          <w:color w:val="000000"/>
-          <w:sz w:val="24"/>
-          <w:szCs w:val="24"/>
-        </w:rPr>
-        <w:t xml:space="preserve"> Technical Excellence Pvt. Ltd., Noida | Apr 2018 – Sep 2019</w:t>
-      </w:r>
-    </w:p>
-    <w:p>
-      <w:pPr>
-        <w:numPr>
-          <w:ilvl w:val="0"/>
-          <w:numId w:val="10"/>
-        </w:numPr>
-        <w:pBdr>
-          <w:top w:val="nil"/>
-          <w:left w:val="nil"/>
-          <w:bottom w:val="nil"/>
-          <w:right w:val="nil"/>
-          <w:between w:val="nil"/>
-        </w:pBdr>
-        <w:spacing w:after="0" w:line="240" w:lineRule="auto"/>
-        <w:rPr>
-          <w:color w:val="000000"/>
-        </w:rPr>
-      </w:pPr>
-      <w:r>
-        <w:rPr>
-          <w:color w:val="000000"/>
-          <w:sz w:val="24"/>
-          <w:szCs w:val="24"/>
-        </w:rPr>
-        <w:t xml:space="preserve">Developed simple HTML websites, </w:t>
-      </w:r>
-      <w:proofErr w:type="spellStart"/>
-      <w:r>
-        <w:rPr>
-          <w:color w:val="000000"/>
-          <w:sz w:val="24"/>
-          <w:szCs w:val="24"/>
-        </w:rPr>
-        <w:t>emailers</w:t>
-      </w:r>
-      <w:proofErr w:type="spellEnd"/>
-      <w:r>
-        <w:rPr>
-          <w:color w:val="000000"/>
-          <w:sz w:val="24"/>
-          <w:szCs w:val="24"/>
-        </w:rPr>
-        <w:t xml:space="preserve">, </w:t>
-      </w:r>
-      <w:r>
-        <w:rPr>
-          <w:sz w:val="24"/>
-          <w:szCs w:val="24"/>
-        </w:rPr>
-        <w:t>and newsletter</w:t>
-      </w:r>
-      <w:r>
-        <w:rPr>
-          <w:color w:val="000000"/>
-          <w:sz w:val="24"/>
-          <w:szCs w:val="24"/>
-        </w:rPr>
-        <w:t>.</w:t>
-      </w:r>
-    </w:p>
-    <w:p>
-      <w:pPr>
-        <w:numPr>
-          <w:ilvl w:val="0"/>
-          <w:numId w:val="10"/>
-        </w:numPr>
-        <w:pBdr>
-          <w:top w:val="nil"/>
-          <w:left w:val="nil"/>
-          <w:bottom w:val="nil"/>
-          <w:right w:val="nil"/>
-          <w:between w:val="nil"/>
-        </w:pBdr>
-        <w:spacing w:after="0" w:line="240" w:lineRule="auto"/>
-        <w:rPr>
-          <w:color w:val="000000"/>
-        </w:rPr>
-      </w:pPr>
-      <w:r>
-        <w:rPr>
-          <w:color w:val="000000"/>
-          <w:sz w:val="24"/>
-          <w:szCs w:val="24"/>
-        </w:rPr>
-        <w:t xml:space="preserve">Created </w:t>
-      </w:r>
-      <w:r>
-        <w:rPr>
-          <w:sz w:val="24"/>
-          <w:szCs w:val="24"/>
-        </w:rPr>
-        <w:t>P</w:t>
-      </w:r>
-      <w:r>
-        <w:rPr>
-          <w:color w:val="000000"/>
-          <w:sz w:val="24"/>
-          <w:szCs w:val="24"/>
-        </w:rPr>
-        <w:t>hotoshop design banners and templates.</w:t>
-      </w:r>
-    </w:p>
-    <w:p>
-      <w:pPr>
-        <w:pBdr>
-          <w:top w:val="nil"/>
-          <w:left w:val="nil"/>
-          <w:bottom w:val="nil"/>
-          <w:right w:val="nil"/>
-          <w:between w:val="nil"/>
-        </w:pBdr>
-        <w:spacing w:after="0" w:line="240" w:lineRule="auto"/>
-        <w:jc w:val="both"/>
-        <w:rPr>
-          <w:b/>
-          <w:bCs/>
-          <w:color w:val="000000"/>
-          <w:sz w:val="28"/>
-          <w:szCs w:val="28"/>
-        </w:rPr>
-      </w:pPr>
-    </w:p>
-    <w:p>
-      <w:pPr>
-        <w:pBdr>
-          <w:top w:val="nil"/>
-          <w:left w:val="nil"/>
-          <w:bottom w:val="nil"/>
-          <w:right w:val="nil"/>
-          <w:between w:val="nil"/>
-        </w:pBdr>
-        <w:spacing w:after="0" w:line="240" w:lineRule="auto"/>
         <w:jc w:val="both"/>
         <w:rPr>
           <w:b/>
@@ -1891,7 +1742,16 @@
           <w:sz w:val="24"/>
           <w:szCs w:val="24"/>
         </w:rPr>
-        <w:t xml:space="preserve">8+ years of professional experience in Frontend Development. </w:t>
+        <w:t>7</w:t>
+      </w:r>
+      <w:bookmarkStart w:id="0" w:name="_GoBack"/>
+      <w:bookmarkEnd w:id="0"/>
+      <w:r>
+        <w:rPr>
+          <w:sz w:val="24"/>
+          <w:szCs w:val="24"/>
+        </w:rPr>
+        <w:t xml:space="preserve">+ years of professional experience in Frontend Development. </w:t>
       </w:r>
     </w:p>
     <w:p>
@@ -2469,8 +2329,6 @@
           <w:szCs w:val="28"/>
         </w:rPr>
       </w:pPr>
-      <w:bookmarkStart w:id="0" w:name="_GoBack"/>
-      <w:bookmarkEnd w:id="0"/>
     </w:p>
     <w:p>
       <w:pPr>
@@ -3518,7 +3376,7 @@
 <w:numbering xmlns:wpc="http://schemas.microsoft.com/office/word/2010/wordprocessingCanvas" xmlns:mc="http://schemas.openxmlformats.org/markup-compatibility/2006" xmlns:o="urn:schemas-microsoft-com:office:office" xmlns:r="http://schemas.openxmlformats.org/officeDocument/2006/relationships" xmlns:m="http://schemas.openxmlformats.org/officeDocument/2006/math" xmlns:v="urn:schemas-microsoft-com:vml" xmlns:wp14="http://schemas.microsoft.com/office/word/2010/wordprocessingDrawing" xmlns:wp="http://schemas.openxmlformats.org/drawingml/2006/wordprocessingDrawing" xmlns:w10="urn:schemas-microsoft-com:office:word" xmlns:w="http://schemas.openxmlformats.org/wordprocessingml/2006/main" xmlns:w14="http://schemas.microsoft.com/office/word/2010/wordml" xmlns:wpg="http://schemas.microsoft.com/office/word/2010/wordprocessingGroup" xmlns:wpi="http://schemas.microsoft.com/office/word/2010/wordprocessingInk" xmlns:wne="http://schemas.microsoft.com/office/word/2006/wordml" xmlns:wps="http://schemas.microsoft.com/office/word/2010/wordprocessingShape" mc:Ignorable="w14 wp14">
   <w:numPicBullet w:numPicBulletId="0">
     <w:pict>
-      <v:rect id="_x0000_i1027" style="width:0;height:1.5pt" o:bullet="t" o:hrstd="t" o:hr="t" fillcolor="#a0a0a0" stroked="f"/>
+      <v:rect id="_x0000_i1030" style="width:0;height:1.5pt" o:bullet="t" o:hrstd="t" o:hr="t" fillcolor="#a0a0a0" stroked="f"/>
     </w:pict>
   </w:numPicBullet>
   <w:abstractNum w:abstractNumId="0">
@@ -5745,7 +5603,7 @@
 </file>
 
 <file path=customXml/itemProps1.xml><?xml version="1.0" encoding="utf-8"?>
-<ds:datastoreItem xmlns:ds="http://schemas.openxmlformats.org/officeDocument/2006/customXml" ds:itemID="{62041736-2416-43C0-B189-190ED75B4CF9}">
+<ds:datastoreItem xmlns:ds="http://schemas.openxmlformats.org/officeDocument/2006/customXml" ds:itemID="{278780C1-9F89-4981-A679-FF113C2A7987}">
   <ds:schemaRefs>
     <ds:schemaRef ds:uri="http://schemas.openxmlformats.org/officeDocument/2006/bibliography"/>
   </ds:schemaRefs>
